--- a/NariShakti.docx
+++ b/NariShakti.docx
@@ -190,6 +190,14 @@
     </w:p>
     <w:sdt>
       <w:sdtPr>
+        <w:rPr>
+          <w:rFonts w:ascii="Arial" w:eastAsiaTheme="minorHAnsi" w:hAnsi="Arial" w:cstheme="minorBidi"/>
+          <w:color w:val="auto"/>
+          <w:kern w:val="2"/>
+          <w:sz w:val="24"/>
+          <w:szCs w:val="24"/>
+          <w14:ligatures w14:val="standardContextual"/>
+        </w:rPr>
         <w:id w:val="896865235"/>
         <w:docPartObj>
           <w:docPartGallery w:val="Table of Contents"/>
@@ -198,15 +206,9 @@
       </w:sdtPr>
       <w:sdtEndPr>
         <w:rPr>
-          <w:rFonts w:ascii="Arial" w:eastAsiaTheme="minorHAnsi" w:hAnsi="Arial" w:cstheme="minorBidi"/>
           <w:b/>
           <w:bCs/>
           <w:noProof/>
-          <w:color w:val="auto"/>
-          <w:kern w:val="2"/>
-          <w:sz w:val="24"/>
-          <w:szCs w:val="24"/>
-          <w14:ligatures w14:val="standardContextual"/>
         </w:rPr>
       </w:sdtEndPr>
       <w:sdtContent>
@@ -226,6 +228,7 @@
               <w:tab w:val="right" w:leader="dot" w:pos="9350"/>
             </w:tabs>
             <w:rPr>
+              <w:rFonts w:asciiTheme="minorHAnsi" w:eastAsiaTheme="minorEastAsia" w:hAnsiTheme="minorHAnsi"/>
               <w:noProof/>
             </w:rPr>
           </w:pPr>
@@ -238,7 +241,7 @@
           <w:r>
             <w:fldChar w:fldCharType="separate"/>
           </w:r>
-          <w:hyperlink w:anchor="_Toc223877713" w:history="1">
+          <w:hyperlink w:anchor="_Toc223896496" w:history="1">
             <w:r>
               <w:rPr>
                 <w:rStyle w:val="Hyperlink"/>
@@ -248,6 +251,7 @@
             </w:r>
             <w:r>
               <w:rPr>
+                <w:rFonts w:asciiTheme="minorHAnsi" w:eastAsiaTheme="minorEastAsia" w:hAnsiTheme="minorHAnsi"/>
                 <w:noProof/>
               </w:rPr>
               <w:tab/>
@@ -278,7 +282,7 @@
                 <w:noProof/>
                 <w:webHidden/>
               </w:rPr>
-              <w:instrText xml:space="preserve"> PAGEREF _Toc223877713 \h </w:instrText>
+              <w:instrText xml:space="preserve"> PAGEREF _Toc223896496 \h </w:instrText>
             </w:r>
             <w:r>
               <w:rPr>
@@ -317,10 +321,11 @@
               <w:tab w:val="right" w:leader="dot" w:pos="9350"/>
             </w:tabs>
             <w:rPr>
+              <w:rFonts w:asciiTheme="minorHAnsi" w:eastAsiaTheme="minorEastAsia" w:hAnsiTheme="minorHAnsi"/>
               <w:noProof/>
             </w:rPr>
           </w:pPr>
-          <w:hyperlink w:anchor="_Toc223877714" w:history="1">
+          <w:hyperlink w:anchor="_Toc223896497" w:history="1">
             <w:r>
               <w:rPr>
                 <w:rStyle w:val="Hyperlink"/>
@@ -330,6 +335,7 @@
             </w:r>
             <w:r>
               <w:rPr>
+                <w:rFonts w:asciiTheme="minorHAnsi" w:eastAsiaTheme="minorEastAsia" w:hAnsiTheme="minorHAnsi"/>
                 <w:noProof/>
               </w:rPr>
               <w:tab/>
@@ -360,7 +366,7 @@
                 <w:noProof/>
                 <w:webHidden/>
               </w:rPr>
-              <w:instrText xml:space="preserve"> PAGEREF _Toc223877714 \h </w:instrText>
+              <w:instrText xml:space="preserve"> PAGEREF _Toc223896497 \h </w:instrText>
             </w:r>
             <w:r>
               <w:rPr>
@@ -399,10 +405,11 @@
               <w:tab w:val="right" w:leader="dot" w:pos="9350"/>
             </w:tabs>
             <w:rPr>
+              <w:rFonts w:asciiTheme="minorHAnsi" w:eastAsiaTheme="minorEastAsia" w:hAnsiTheme="minorHAnsi"/>
               <w:noProof/>
             </w:rPr>
           </w:pPr>
-          <w:hyperlink w:anchor="_Toc223877715" w:history="1">
+          <w:hyperlink w:anchor="_Toc223896498" w:history="1">
             <w:r>
               <w:rPr>
                 <w:rStyle w:val="Hyperlink"/>
@@ -412,6 +419,7 @@
             </w:r>
             <w:r>
               <w:rPr>
+                <w:rFonts w:asciiTheme="minorHAnsi" w:eastAsiaTheme="minorEastAsia" w:hAnsiTheme="minorHAnsi"/>
                 <w:noProof/>
               </w:rPr>
               <w:tab/>
@@ -442,7 +450,7 @@
                 <w:noProof/>
                 <w:webHidden/>
               </w:rPr>
-              <w:instrText xml:space="preserve"> PAGEREF _Toc223877715 \h </w:instrText>
+              <w:instrText xml:space="preserve"> PAGEREF _Toc223896498 \h </w:instrText>
             </w:r>
             <w:r>
               <w:rPr>
@@ -481,10 +489,11 @@
               <w:tab w:val="right" w:leader="dot" w:pos="9350"/>
             </w:tabs>
             <w:rPr>
+              <w:rFonts w:asciiTheme="minorHAnsi" w:eastAsiaTheme="minorEastAsia" w:hAnsiTheme="minorHAnsi"/>
               <w:noProof/>
             </w:rPr>
           </w:pPr>
-          <w:hyperlink w:anchor="_Toc223877716" w:history="1">
+          <w:hyperlink w:anchor="_Toc223896499" w:history="1">
             <w:r>
               <w:rPr>
                 <w:rStyle w:val="Hyperlink"/>
@@ -494,6 +503,7 @@
             </w:r>
             <w:r>
               <w:rPr>
+                <w:rFonts w:asciiTheme="minorHAnsi" w:eastAsiaTheme="minorEastAsia" w:hAnsiTheme="minorHAnsi"/>
                 <w:noProof/>
               </w:rPr>
               <w:tab/>
@@ -524,7 +534,7 @@
                 <w:noProof/>
                 <w:webHidden/>
               </w:rPr>
-              <w:instrText xml:space="preserve"> PAGEREF _Toc223877716 \h </w:instrText>
+              <w:instrText xml:space="preserve"> PAGEREF _Toc223896499 \h </w:instrText>
             </w:r>
             <w:r>
               <w:rPr>
@@ -563,10 +573,11 @@
               <w:tab w:val="right" w:leader="dot" w:pos="9350"/>
             </w:tabs>
             <w:rPr>
+              <w:rFonts w:asciiTheme="minorHAnsi" w:eastAsiaTheme="minorEastAsia" w:hAnsiTheme="minorHAnsi"/>
               <w:noProof/>
             </w:rPr>
           </w:pPr>
-          <w:hyperlink w:anchor="_Toc223877717" w:history="1">
+          <w:hyperlink w:anchor="_Toc223896500" w:history="1">
             <w:r>
               <w:rPr>
                 <w:rStyle w:val="Hyperlink"/>
@@ -576,6 +587,7 @@
             </w:r>
             <w:r>
               <w:rPr>
+                <w:rFonts w:asciiTheme="minorHAnsi" w:eastAsiaTheme="minorEastAsia" w:hAnsiTheme="minorHAnsi"/>
                 <w:noProof/>
               </w:rPr>
               <w:tab/>
@@ -585,7 +597,21 @@
                 <w:rStyle w:val="Hyperlink"/>
                 <w:noProof/>
               </w:rPr>
-              <w:t>Key Features</w:t>
+              <w:t>Key Fea</w:t>
+            </w:r>
+            <w:r>
+              <w:rPr>
+                <w:rStyle w:val="Hyperlink"/>
+                <w:noProof/>
+              </w:rPr>
+              <w:t>t</w:t>
+            </w:r>
+            <w:r>
+              <w:rPr>
+                <w:rStyle w:val="Hyperlink"/>
+                <w:noProof/>
+              </w:rPr>
+              <w:t>ures</w:t>
             </w:r>
             <w:r>
               <w:rPr>
@@ -606,7 +632,7 @@
                 <w:noProof/>
                 <w:webHidden/>
               </w:rPr>
-              <w:instrText xml:space="preserve"> PAGEREF _Toc223877717 \h </w:instrText>
+              <w:instrText xml:space="preserve"> PAGEREF _Toc223896500 \h </w:instrText>
             </w:r>
             <w:r>
               <w:rPr>
@@ -645,10 +671,11 @@
               <w:tab w:val="right" w:leader="dot" w:pos="9350"/>
             </w:tabs>
             <w:rPr>
+              <w:rFonts w:asciiTheme="minorHAnsi" w:eastAsiaTheme="minorEastAsia" w:hAnsiTheme="minorHAnsi"/>
               <w:noProof/>
             </w:rPr>
           </w:pPr>
-          <w:hyperlink w:anchor="_Toc223877718" w:history="1">
+          <w:hyperlink w:anchor="_Toc223896501" w:history="1">
             <w:r>
               <w:rPr>
                 <w:rStyle w:val="Hyperlink"/>
@@ -660,6 +687,7 @@
             </w:r>
             <w:r>
               <w:rPr>
+                <w:rFonts w:asciiTheme="minorHAnsi" w:eastAsiaTheme="minorEastAsia" w:hAnsiTheme="minorHAnsi"/>
                 <w:noProof/>
               </w:rPr>
               <w:tab/>
@@ -692,7 +720,7 @@
                 <w:noProof/>
                 <w:webHidden/>
               </w:rPr>
-              <w:instrText xml:space="preserve"> PAGEREF _Toc223877718 \h </w:instrText>
+              <w:instrText xml:space="preserve"> PAGEREF _Toc223896501 \h </w:instrText>
             </w:r>
             <w:r>
               <w:rPr>
@@ -731,10 +759,11 @@
               <w:tab w:val="right" w:leader="dot" w:pos="9350"/>
             </w:tabs>
             <w:rPr>
+              <w:rFonts w:asciiTheme="minorHAnsi" w:eastAsiaTheme="minorEastAsia" w:hAnsiTheme="minorHAnsi"/>
               <w:noProof/>
             </w:rPr>
           </w:pPr>
-          <w:hyperlink w:anchor="_Toc223877719" w:history="1">
+          <w:hyperlink w:anchor="_Toc223896502" w:history="1">
             <w:r>
               <w:rPr>
                 <w:rStyle w:val="Hyperlink"/>
@@ -746,6 +775,7 @@
             </w:r>
             <w:r>
               <w:rPr>
+                <w:rFonts w:asciiTheme="minorHAnsi" w:eastAsiaTheme="minorEastAsia" w:hAnsiTheme="minorHAnsi"/>
                 <w:noProof/>
               </w:rPr>
               <w:tab/>
@@ -778,7 +808,7 @@
                 <w:noProof/>
                 <w:webHidden/>
               </w:rPr>
-              <w:instrText xml:space="preserve"> PAGEREF _Toc223877719 \h </w:instrText>
+              <w:instrText xml:space="preserve"> PAGEREF _Toc223896502 \h </w:instrText>
             </w:r>
             <w:r>
               <w:rPr>
@@ -817,10 +847,11 @@
               <w:tab w:val="right" w:leader="dot" w:pos="9350"/>
             </w:tabs>
             <w:rPr>
+              <w:rFonts w:asciiTheme="minorHAnsi" w:eastAsiaTheme="minorEastAsia" w:hAnsiTheme="minorHAnsi"/>
               <w:noProof/>
             </w:rPr>
           </w:pPr>
-          <w:hyperlink w:anchor="_Toc223877720" w:history="1">
+          <w:hyperlink w:anchor="_Toc223896503" w:history="1">
             <w:r>
               <w:rPr>
                 <w:rStyle w:val="Hyperlink"/>
@@ -832,6 +863,7 @@
             </w:r>
             <w:r>
               <w:rPr>
+                <w:rFonts w:asciiTheme="minorHAnsi" w:eastAsiaTheme="minorEastAsia" w:hAnsiTheme="minorHAnsi"/>
                 <w:noProof/>
               </w:rPr>
               <w:tab/>
@@ -864,7 +896,7 @@
                 <w:noProof/>
                 <w:webHidden/>
               </w:rPr>
-              <w:instrText xml:space="preserve"> PAGEREF _Toc223877720 \h </w:instrText>
+              <w:instrText xml:space="preserve"> PAGEREF _Toc223896503 \h </w:instrText>
             </w:r>
             <w:r>
               <w:rPr>
@@ -903,10 +935,11 @@
               <w:tab w:val="right" w:leader="dot" w:pos="9350"/>
             </w:tabs>
             <w:rPr>
+              <w:rFonts w:asciiTheme="minorHAnsi" w:eastAsiaTheme="minorEastAsia" w:hAnsiTheme="minorHAnsi"/>
               <w:noProof/>
             </w:rPr>
           </w:pPr>
-          <w:hyperlink w:anchor="_Toc223877721" w:history="1">
+          <w:hyperlink w:anchor="_Toc223896504" w:history="1">
             <w:r>
               <w:rPr>
                 <w:rStyle w:val="Hyperlink"/>
@@ -918,6 +951,7 @@
             </w:r>
             <w:r>
               <w:rPr>
+                <w:rFonts w:asciiTheme="minorHAnsi" w:eastAsiaTheme="minorEastAsia" w:hAnsiTheme="minorHAnsi"/>
                 <w:noProof/>
               </w:rPr>
               <w:tab/>
@@ -950,7 +984,7 @@
                 <w:noProof/>
                 <w:webHidden/>
               </w:rPr>
-              <w:instrText xml:space="preserve"> PAGEREF _Toc223877721 \h </w:instrText>
+              <w:instrText xml:space="preserve"> PAGEREF _Toc223896504 \h </w:instrText>
             </w:r>
             <w:r>
               <w:rPr>
@@ -989,10 +1023,11 @@
               <w:tab w:val="right" w:leader="dot" w:pos="9350"/>
             </w:tabs>
             <w:rPr>
+              <w:rFonts w:asciiTheme="minorHAnsi" w:eastAsiaTheme="minorEastAsia" w:hAnsiTheme="minorHAnsi"/>
               <w:noProof/>
             </w:rPr>
           </w:pPr>
-          <w:hyperlink w:anchor="_Toc223877722" w:history="1">
+          <w:hyperlink w:anchor="_Toc223896505" w:history="1">
             <w:r>
               <w:rPr>
                 <w:rStyle w:val="Hyperlink"/>
@@ -1004,6 +1039,7 @@
             </w:r>
             <w:r>
               <w:rPr>
+                <w:rFonts w:asciiTheme="minorHAnsi" w:eastAsiaTheme="minorEastAsia" w:hAnsiTheme="minorHAnsi"/>
                 <w:noProof/>
               </w:rPr>
               <w:tab/>
@@ -1036,7 +1072,7 @@
                 <w:noProof/>
                 <w:webHidden/>
               </w:rPr>
-              <w:instrText xml:space="preserve"> PAGEREF _Toc223877722 \h </w:instrText>
+              <w:instrText xml:space="preserve"> PAGEREF _Toc223896505 \h </w:instrText>
             </w:r>
             <w:r>
               <w:rPr>
@@ -1075,19 +1111,23 @@
               <w:tab w:val="right" w:leader="dot" w:pos="9350"/>
             </w:tabs>
             <w:rPr>
+              <w:rFonts w:asciiTheme="minorHAnsi" w:eastAsiaTheme="minorEastAsia" w:hAnsiTheme="minorHAnsi"/>
               <w:noProof/>
             </w:rPr>
           </w:pPr>
-          <w:hyperlink w:anchor="_Toc223877723" w:history="1">
+          <w:hyperlink w:anchor="_Toc223896506" w:history="1">
             <w:r>
               <w:rPr>
                 <w:rStyle w:val="Hyperlink"/>
+                <w:b/>
+                <w:bCs/>
                 <w:noProof/>
               </w:rPr>
               <w:t>6.</w:t>
             </w:r>
             <w:r>
               <w:rPr>
+                <w:rFonts w:asciiTheme="minorHAnsi" w:eastAsiaTheme="minorEastAsia" w:hAnsiTheme="minorHAnsi"/>
                 <w:noProof/>
               </w:rPr>
               <w:tab/>
@@ -1095,6 +1135,8 @@
             <w:r>
               <w:rPr>
                 <w:rStyle w:val="Hyperlink"/>
+                <w:b/>
+                <w:bCs/>
                 <w:noProof/>
               </w:rPr>
               <w:t>Technology Stack</w:t>
@@ -1118,7 +1160,7 @@
                 <w:noProof/>
                 <w:webHidden/>
               </w:rPr>
-              <w:instrText xml:space="preserve"> PAGEREF _Toc223877723 \h </w:instrText>
+              <w:instrText xml:space="preserve"> PAGEREF _Toc223896506 \h </w:instrText>
             </w:r>
             <w:r>
               <w:rPr>
@@ -1138,7 +1180,343 @@
                 <w:noProof/>
                 <w:webHidden/>
               </w:rPr>
-              <w:t>10</w:t>
+              <w:t>9</w:t>
+            </w:r>
+            <w:r>
+              <w:rPr>
+                <w:noProof/>
+                <w:webHidden/>
+              </w:rPr>
+              <w:fldChar w:fldCharType="end"/>
+            </w:r>
+          </w:hyperlink>
+        </w:p>
+        <w:p>
+          <w:pPr>
+            <w:pStyle w:val="TOC1"/>
+            <w:tabs>
+              <w:tab w:val="left" w:pos="480"/>
+              <w:tab w:val="right" w:leader="dot" w:pos="9350"/>
+            </w:tabs>
+            <w:rPr>
+              <w:rFonts w:asciiTheme="minorHAnsi" w:eastAsiaTheme="minorEastAsia" w:hAnsiTheme="minorHAnsi"/>
+              <w:noProof/>
+            </w:rPr>
+          </w:pPr>
+          <w:hyperlink w:anchor="_Toc223896507" w:history="1">
+            <w:r>
+              <w:rPr>
+                <w:rStyle w:val="Hyperlink"/>
+                <w:noProof/>
+              </w:rPr>
+              <w:t>6.</w:t>
+            </w:r>
+            <w:r>
+              <w:rPr>
+                <w:rFonts w:asciiTheme="minorHAnsi" w:eastAsiaTheme="minorEastAsia" w:hAnsiTheme="minorHAnsi"/>
+                <w:noProof/>
+              </w:rPr>
+              <w:tab/>
+            </w:r>
+            <w:r>
+              <w:rPr>
+                <w:rStyle w:val="Hyperlink"/>
+                <w:noProof/>
+              </w:rPr>
+              <w:t>Expected Impact</w:t>
+            </w:r>
+            <w:r>
+              <w:rPr>
+                <w:noProof/>
+                <w:webHidden/>
+              </w:rPr>
+              <w:tab/>
+            </w:r>
+            <w:r>
+              <w:rPr>
+                <w:noProof/>
+                <w:webHidden/>
+              </w:rPr>
+              <w:fldChar w:fldCharType="begin"/>
+            </w:r>
+            <w:r>
+              <w:rPr>
+                <w:noProof/>
+                <w:webHidden/>
+              </w:rPr>
+              <w:instrText xml:space="preserve"> PAGEREF _Toc223896507 \h </w:instrText>
+            </w:r>
+            <w:r>
+              <w:rPr>
+                <w:noProof/>
+                <w:webHidden/>
+              </w:rPr>
+            </w:r>
+            <w:r>
+              <w:rPr>
+                <w:noProof/>
+                <w:webHidden/>
+              </w:rPr>
+              <w:fldChar w:fldCharType="separate"/>
+            </w:r>
+            <w:r>
+              <w:rPr>
+                <w:noProof/>
+                <w:webHidden/>
+              </w:rPr>
+              <w:t>11</w:t>
+            </w:r>
+            <w:r>
+              <w:rPr>
+                <w:noProof/>
+                <w:webHidden/>
+              </w:rPr>
+              <w:fldChar w:fldCharType="end"/>
+            </w:r>
+          </w:hyperlink>
+        </w:p>
+        <w:p>
+          <w:pPr>
+            <w:pStyle w:val="TOC1"/>
+            <w:tabs>
+              <w:tab w:val="left" w:pos="480"/>
+              <w:tab w:val="right" w:leader="dot" w:pos="9350"/>
+            </w:tabs>
+            <w:rPr>
+              <w:rFonts w:asciiTheme="minorHAnsi" w:eastAsiaTheme="minorEastAsia" w:hAnsiTheme="minorHAnsi"/>
+              <w:noProof/>
+            </w:rPr>
+          </w:pPr>
+          <w:hyperlink w:anchor="_Toc223896508" w:history="1">
+            <w:r>
+              <w:rPr>
+                <w:rStyle w:val="Hyperlink"/>
+                <w:noProof/>
+              </w:rPr>
+              <w:t>7.</w:t>
+            </w:r>
+            <w:r>
+              <w:rPr>
+                <w:rFonts w:asciiTheme="minorHAnsi" w:eastAsiaTheme="minorEastAsia" w:hAnsiTheme="minorHAnsi"/>
+                <w:noProof/>
+              </w:rPr>
+              <w:tab/>
+            </w:r>
+            <w:r>
+              <w:rPr>
+                <w:rStyle w:val="Hyperlink"/>
+                <w:noProof/>
+              </w:rPr>
+              <w:t>Promotion Strategy</w:t>
+            </w:r>
+            <w:r>
+              <w:rPr>
+                <w:noProof/>
+                <w:webHidden/>
+              </w:rPr>
+              <w:tab/>
+            </w:r>
+            <w:r>
+              <w:rPr>
+                <w:noProof/>
+                <w:webHidden/>
+              </w:rPr>
+              <w:fldChar w:fldCharType="begin"/>
+            </w:r>
+            <w:r>
+              <w:rPr>
+                <w:noProof/>
+                <w:webHidden/>
+              </w:rPr>
+              <w:instrText xml:space="preserve"> PAGEREF _Toc223896508 \h </w:instrText>
+            </w:r>
+            <w:r>
+              <w:rPr>
+                <w:noProof/>
+                <w:webHidden/>
+              </w:rPr>
+            </w:r>
+            <w:r>
+              <w:rPr>
+                <w:noProof/>
+                <w:webHidden/>
+              </w:rPr>
+              <w:fldChar w:fldCharType="separate"/>
+            </w:r>
+            <w:r>
+              <w:rPr>
+                <w:noProof/>
+                <w:webHidden/>
+              </w:rPr>
+              <w:t>12</w:t>
+            </w:r>
+            <w:r>
+              <w:rPr>
+                <w:noProof/>
+                <w:webHidden/>
+              </w:rPr>
+              <w:fldChar w:fldCharType="end"/>
+            </w:r>
+          </w:hyperlink>
+        </w:p>
+        <w:p>
+          <w:pPr>
+            <w:pStyle w:val="TOC1"/>
+            <w:tabs>
+              <w:tab w:val="left" w:pos="480"/>
+              <w:tab w:val="right" w:leader="dot" w:pos="9350"/>
+            </w:tabs>
+            <w:rPr>
+              <w:rFonts w:asciiTheme="minorHAnsi" w:eastAsiaTheme="minorEastAsia" w:hAnsiTheme="minorHAnsi"/>
+              <w:noProof/>
+            </w:rPr>
+          </w:pPr>
+          <w:hyperlink w:anchor="_Toc223896509" w:history="1">
+            <w:r>
+              <w:rPr>
+                <w:rStyle w:val="Hyperlink"/>
+                <w:noProof/>
+              </w:rPr>
+              <w:t>8.</w:t>
+            </w:r>
+            <w:r>
+              <w:rPr>
+                <w:rFonts w:asciiTheme="minorHAnsi" w:eastAsiaTheme="minorEastAsia" w:hAnsiTheme="minorHAnsi"/>
+                <w:noProof/>
+              </w:rPr>
+              <w:tab/>
+            </w:r>
+            <w:r>
+              <w:rPr>
+                <w:rStyle w:val="Hyperlink"/>
+                <w:noProof/>
+              </w:rPr>
+              <w:t>Using</w:t>
+            </w:r>
+            <w:r>
+              <w:rPr>
+                <w:noProof/>
+                <w:webHidden/>
+              </w:rPr>
+              <w:tab/>
+            </w:r>
+            <w:r>
+              <w:rPr>
+                <w:noProof/>
+                <w:webHidden/>
+              </w:rPr>
+              <w:fldChar w:fldCharType="begin"/>
+            </w:r>
+            <w:r>
+              <w:rPr>
+                <w:noProof/>
+                <w:webHidden/>
+              </w:rPr>
+              <w:instrText xml:space="preserve"> PAGEREF _Toc223896509 \h </w:instrText>
+            </w:r>
+            <w:r>
+              <w:rPr>
+                <w:noProof/>
+                <w:webHidden/>
+              </w:rPr>
+            </w:r>
+            <w:r>
+              <w:rPr>
+                <w:noProof/>
+                <w:webHidden/>
+              </w:rPr>
+              <w:fldChar w:fldCharType="separate"/>
+            </w:r>
+            <w:r>
+              <w:rPr>
+                <w:noProof/>
+                <w:webHidden/>
+              </w:rPr>
+              <w:t>14</w:t>
+            </w:r>
+            <w:r>
+              <w:rPr>
+                <w:noProof/>
+                <w:webHidden/>
+              </w:rPr>
+              <w:fldChar w:fldCharType="end"/>
+            </w:r>
+          </w:hyperlink>
+        </w:p>
+        <w:p>
+          <w:pPr>
+            <w:pStyle w:val="TOC1"/>
+            <w:tabs>
+              <w:tab w:val="left" w:pos="480"/>
+              <w:tab w:val="right" w:leader="dot" w:pos="9350"/>
+            </w:tabs>
+            <w:rPr>
+              <w:rFonts w:asciiTheme="minorHAnsi" w:eastAsiaTheme="minorEastAsia" w:hAnsiTheme="minorHAnsi"/>
+              <w:noProof/>
+            </w:rPr>
+          </w:pPr>
+          <w:hyperlink w:anchor="_Toc223896510" w:history="1">
+            <w:r>
+              <w:rPr>
+                <w:rStyle w:val="Hyperlink"/>
+                <w:noProof/>
+              </w:rPr>
+              <w:t>9.</w:t>
+            </w:r>
+            <w:r>
+              <w:rPr>
+                <w:rFonts w:asciiTheme="minorHAnsi" w:eastAsiaTheme="minorEastAsia" w:hAnsiTheme="minorHAnsi"/>
+                <w:noProof/>
+              </w:rPr>
+              <w:tab/>
+            </w:r>
+            <w:r>
+              <w:rPr>
+                <w:rStyle w:val="Hyperlink"/>
+                <w:noProof/>
+              </w:rPr>
+              <w:t>Conclusion</w:t>
+            </w:r>
+            <w:r>
+              <w:rPr>
+                <w:noProof/>
+                <w:webHidden/>
+              </w:rPr>
+              <w:tab/>
+            </w:r>
+            <w:r>
+              <w:rPr>
+                <w:noProof/>
+                <w:webHidden/>
+              </w:rPr>
+              <w:fldChar w:fldCharType="begin"/>
+            </w:r>
+            <w:r>
+              <w:rPr>
+                <w:noProof/>
+                <w:webHidden/>
+              </w:rPr>
+              <w:instrText xml:space="preserve"> PAGEREF _Toc223896510 \h </w:instrText>
+            </w:r>
+            <w:r>
+              <w:rPr>
+                <w:noProof/>
+                <w:webHidden/>
+              </w:rPr>
+            </w:r>
+            <w:r>
+              <w:rPr>
+                <w:noProof/>
+                <w:webHidden/>
+              </w:rPr>
+              <w:fldChar w:fldCharType="separate"/>
+            </w:r>
+            <w:r>
+              <w:rPr>
+                <w:noProof/>
+                <w:webHidden/>
+              </w:rPr>
+              <w:t>15</w:t>
             </w:r>
             <w:r>
               <w:rPr>
@@ -1184,7 +1562,7 @@
           <w:numId w:val="1"/>
         </w:numPr>
       </w:pPr>
-      <w:bookmarkStart w:id="0" w:name="_Toc223877713"/>
+      <w:bookmarkStart w:id="0" w:name="_Toc223896496"/>
       <w:r>
         <w:lastRenderedPageBreak/>
         <w:t>Project Title</w:t>
@@ -1221,7 +1599,7 @@
           <w:numId w:val="1"/>
         </w:numPr>
       </w:pPr>
-      <w:bookmarkStart w:id="1" w:name="_Toc223877714"/>
+      <w:bookmarkStart w:id="1" w:name="_Toc223896497"/>
       <w:r>
         <w:lastRenderedPageBreak/>
         <w:t>Introduction</w:t>
@@ -1333,7 +1711,7 @@
           <w:numId w:val="1"/>
         </w:numPr>
       </w:pPr>
-      <w:bookmarkStart w:id="2" w:name="_Toc223877715"/>
+      <w:bookmarkStart w:id="2" w:name="_Toc223896498"/>
       <w:r>
         <w:lastRenderedPageBreak/>
         <w:t>Objectives</w:t>
@@ -1419,7 +1797,7 @@
           <w:numId w:val="1"/>
         </w:numPr>
       </w:pPr>
-      <w:bookmarkStart w:id="3" w:name="_Toc223877716"/>
+      <w:bookmarkStart w:id="3" w:name="_Toc223896499"/>
       <w:r>
         <w:lastRenderedPageBreak/>
         <w:t>Target Users</w:t>
@@ -1505,7 +1883,7 @@
           <w:numId w:val="1"/>
         </w:numPr>
       </w:pPr>
-      <w:bookmarkStart w:id="4" w:name="_Toc223877717"/>
+      <w:bookmarkStart w:id="4" w:name="_Toc223896500"/>
       <w:r>
         <w:lastRenderedPageBreak/>
         <w:t>Key Features</w:t>
@@ -1524,7 +1902,7 @@
           <w:bCs/>
         </w:rPr>
       </w:pPr>
-      <w:bookmarkStart w:id="5" w:name="_Toc223877718"/>
+      <w:bookmarkStart w:id="5" w:name="_Toc223896501"/>
       <w:r>
         <w:rPr>
           <w:b/>
@@ -1644,7 +2022,7 @@
           <w:bCs/>
         </w:rPr>
       </w:pPr>
-      <w:bookmarkStart w:id="6" w:name="_Toc223877719"/>
+      <w:bookmarkStart w:id="6" w:name="_Toc223896502"/>
       <w:r>
         <w:rPr>
           <w:b/>
@@ -1732,7 +2110,7 @@
           <w:bCs/>
         </w:rPr>
       </w:pPr>
-      <w:bookmarkStart w:id="7" w:name="_Toc223877720"/>
+      <w:bookmarkStart w:id="7" w:name="_Toc223896503"/>
       <w:r>
         <w:rPr>
           <w:b/>
@@ -1799,13 +2177,7 @@
         </w:numPr>
       </w:pPr>
       <w:r>
-        <w:t xml:space="preserve">Domestic violence </w:t>
-      </w:r>
-      <w:r>
-        <w:t>helps</w:t>
-      </w:r>
-      <w:r>
-        <w:t xml:space="preserve"> resources</w:t>
+        <w:t>Domestic violence helps resources</w:t>
       </w:r>
     </w:p>
     <w:p>
@@ -1847,7 +2219,7 @@
           <w:bCs/>
         </w:rPr>
       </w:pPr>
-      <w:bookmarkStart w:id="8" w:name="_Toc223877721"/>
+      <w:bookmarkStart w:id="8" w:name="_Toc223896504"/>
       <w:r>
         <w:rPr>
           <w:b/>
@@ -1935,7 +2307,7 @@
           <w:bCs/>
         </w:rPr>
       </w:pPr>
-      <w:bookmarkStart w:id="9" w:name="_Toc223877722"/>
+      <w:bookmarkStart w:id="9" w:name="_Toc223896505"/>
       <w:r>
         <w:rPr>
           <w:b/>
@@ -2006,7 +2378,7 @@
           <w:bCs/>
         </w:rPr>
       </w:pPr>
-      <w:bookmarkStart w:id="10" w:name="_Toc223877723"/>
+      <w:bookmarkStart w:id="10" w:name="_Toc223896506"/>
       <w:r>
         <w:rPr>
           <w:b/>
@@ -2185,10 +2557,12 @@
           <w:numId w:val="1"/>
         </w:numPr>
       </w:pPr>
+      <w:bookmarkStart w:id="11" w:name="_Toc223896507"/>
       <w:r>
         <w:lastRenderedPageBreak/>
         <w:t>Expected Impact</w:t>
       </w:r>
+      <w:bookmarkEnd w:id="11"/>
     </w:p>
     <w:p>
       <w:pPr>
@@ -2293,6 +2667,122 @@
     </w:p>
     <w:p>
       <w:pPr>
+        <w:pStyle w:val="ListParagraph"/>
+        <w:numPr>
+          <w:ilvl w:val="0"/>
+          <w:numId w:val="12"/>
+        </w:numPr>
+        <w:rPr>
+          <w:rFonts w:ascii="Times New Roman" w:hAnsi="Times New Roman"/>
+        </w:rPr>
+      </w:pPr>
+      <w:r>
+        <w:t>User Authentication &amp; Profiles</w:t>
+      </w:r>
+    </w:p>
+    <w:p>
+      <w:pPr>
+        <w:pStyle w:val="ListParagraph"/>
+        <w:numPr>
+          <w:ilvl w:val="0"/>
+          <w:numId w:val="12"/>
+        </w:numPr>
+      </w:pPr>
+      <w:r>
+        <w:t>Skill Training Course System</w:t>
+      </w:r>
+    </w:p>
+    <w:p>
+      <w:pPr>
+        <w:pStyle w:val="ListParagraph"/>
+        <w:numPr>
+          <w:ilvl w:val="0"/>
+          <w:numId w:val="12"/>
+        </w:numPr>
+      </w:pPr>
+      <w:r>
+        <w:t>Job &amp; Opportunity Portal</w:t>
+      </w:r>
+    </w:p>
+    <w:p>
+      <w:pPr>
+        <w:pStyle w:val="ListParagraph"/>
+        <w:numPr>
+          <w:ilvl w:val="0"/>
+          <w:numId w:val="12"/>
+        </w:numPr>
+      </w:pPr>
+      <w:r>
+        <w:t>Mentorship System</w:t>
+      </w:r>
+    </w:p>
+    <w:p>
+      <w:pPr>
+        <w:pStyle w:val="ListParagraph"/>
+        <w:numPr>
+          <w:ilvl w:val="0"/>
+          <w:numId w:val="12"/>
+        </w:numPr>
+      </w:pPr>
+      <w:r>
+        <w:t>Community Discussion Forum</w:t>
+      </w:r>
+    </w:p>
+    <w:p>
+      <w:pPr>
+        <w:pStyle w:val="ListParagraph"/>
+        <w:numPr>
+          <w:ilvl w:val="0"/>
+          <w:numId w:val="12"/>
+        </w:numPr>
+      </w:pPr>
+      <w:r>
+        <w:t>Health &amp; Safety Resource Center</w:t>
+      </w:r>
+    </w:p>
+    <w:p>
+      <w:pPr>
+        <w:pStyle w:val="ListParagraph"/>
+        <w:numPr>
+          <w:ilvl w:val="0"/>
+          <w:numId w:val="12"/>
+        </w:numPr>
+      </w:pPr>
+      <w:r>
+        <w:t>Scholarships &amp; Opportunities</w:t>
+      </w:r>
+    </w:p>
+    <w:p>
+      <w:pPr>
+        <w:pStyle w:val="ListParagraph"/>
+        <w:numPr>
+          <w:ilvl w:val="0"/>
+          <w:numId w:val="12"/>
+        </w:numPr>
+      </w:pPr>
+      <w:r>
+        <w:t>Real-Time Chat System</w:t>
+      </w:r>
+    </w:p>
+    <w:p>
+      <w:pPr>
+        <w:pStyle w:val="ListParagraph"/>
+        <w:numPr>
+          <w:ilvl w:val="0"/>
+          <w:numId w:val="12"/>
+        </w:numPr>
+      </w:pPr>
+      <w:r>
+        <w:t>Notification System</w:t>
+      </w:r>
+    </w:p>
+    <w:p>
+      <w:pPr>
+        <w:ind w:left="360"/>
+      </w:pPr>
+    </w:p>
+    <w:p>
+      <w:pPr>
         <w:spacing w:line="278" w:lineRule="auto"/>
       </w:pPr>
       <w:r>
@@ -2307,10 +2797,12 @@
           <w:numId w:val="1"/>
         </w:numPr>
       </w:pPr>
+      <w:bookmarkStart w:id="12" w:name="_Toc223896508"/>
       <w:r>
         <w:lastRenderedPageBreak/>
         <w:t>Promotion Strategy</w:t>
       </w:r>
+      <w:bookmarkEnd w:id="12"/>
     </w:p>
     <w:p>
       <w:pPr>
@@ -2685,6 +3177,9 @@
       <w:r>
         <w:t>Government support can expand the platform nationwide.</w:t>
       </w:r>
+      <w:r>
+        <w:br/>
+      </w:r>
     </w:p>
     <w:p>
       <w:pPr>
@@ -2702,10 +3197,90 @@
           <w:numId w:val="1"/>
         </w:numPr>
       </w:pPr>
+      <w:bookmarkStart w:id="13" w:name="_Toc223896509"/>
+      <w:r>
+        <w:lastRenderedPageBreak/>
+        <w:t>Using</w:t>
+      </w:r>
+      <w:bookmarkEnd w:id="13"/>
+    </w:p>
+    <w:p>
+      <w:r>
+        <w:rPr>
+          <w:noProof/>
+        </w:rPr>
+        <w:drawing>
+          <wp:inline distT="0" distB="0" distL="0" distR="0" wp14:anchorId="7BC3E94E" wp14:editId="490AF311">
+            <wp:extent cx="6121034" cy="3055620"/>
+            <wp:effectExtent l="0" t="0" r="0" b="0"/>
+            <wp:docPr id="1850340851" name="Picture 1" descr="SDLC"/>
+            <wp:cNvGraphicFramePr>
+              <a:graphicFrameLocks xmlns:a="http://schemas.openxmlformats.org/drawingml/2006/main" noChangeAspect="1"/>
+            </wp:cNvGraphicFramePr>
+            <a:graphic xmlns:a="http://schemas.openxmlformats.org/drawingml/2006/main">
+              <a:graphicData uri="http://schemas.openxmlformats.org/drawingml/2006/picture">
+                <pic:pic xmlns:pic="http://schemas.openxmlformats.org/drawingml/2006/picture">
+                  <pic:nvPicPr>
+                    <pic:cNvPr id="0" name="Picture 1" descr="SDLC"/>
+                    <pic:cNvPicPr>
+                      <a:picLocks noChangeAspect="1" noChangeArrowheads="1"/>
+                    </pic:cNvPicPr>
+                  </pic:nvPicPr>
+                  <pic:blipFill>
+                    <a:blip r:embed="rId8">
+                      <a:extLst>
+                        <a:ext uri="{28A0092B-C50C-407E-A947-70E740481C1C}">
+                          <a14:useLocalDpi xmlns:a14="http://schemas.microsoft.com/office/drawing/2010/main" val="0"/>
+                        </a:ext>
+                      </a:extLst>
+                    </a:blip>
+                    <a:srcRect/>
+                    <a:stretch>
+                      <a:fillRect/>
+                    </a:stretch>
+                  </pic:blipFill>
+                  <pic:spPr bwMode="auto">
+                    <a:xfrm>
+                      <a:off x="0" y="0"/>
+                      <a:ext cx="6125747" cy="3057973"/>
+                    </a:xfrm>
+                    <a:prstGeom prst="rect">
+                      <a:avLst/>
+                    </a:prstGeom>
+                    <a:noFill/>
+                    <a:ln>
+                      <a:noFill/>
+                    </a:ln>
+                  </pic:spPr>
+                </pic:pic>
+              </a:graphicData>
+            </a:graphic>
+          </wp:inline>
+        </w:drawing>
+      </w:r>
+    </w:p>
+    <w:p>
+      <w:pPr>
+        <w:spacing w:line="278" w:lineRule="auto"/>
+      </w:pPr>
+      <w:r>
+        <w:br w:type="page"/>
+      </w:r>
+    </w:p>
+    <w:p>
+      <w:pPr>
+        <w:pStyle w:val="Heading1"/>
+        <w:numPr>
+          <w:ilvl w:val="0"/>
+          <w:numId w:val="1"/>
+        </w:numPr>
+      </w:pPr>
+      <w:bookmarkStart w:id="14" w:name="_Toc223896510"/>
       <w:r>
         <w:lastRenderedPageBreak/>
         <w:t>Conclusion</w:t>
       </w:r>
+      <w:bookmarkEnd w:id="14"/>
     </w:p>
     <w:p>
       <w:pPr>
@@ -3376,6 +3951,119 @@
     </w:lvl>
   </w:abstractNum>
   <w:abstractNum w:abstractNumId="4" w15:restartNumberingAfterBreak="0">
+    <w:nsid w:val="1942260F"/>
+    <w:multiLevelType w:val="hybridMultilevel"/>
+    <w:tmpl w:val="90E40F62"/>
+    <w:lvl w:ilvl="0" w:tplc="04090001">
+      <w:start w:val="1"/>
+      <w:numFmt w:val="bullet"/>
+      <w:lvlText w:val=""/>
+      <w:lvlJc w:val="left"/>
+      <w:pPr>
+        <w:ind w:left="720" w:hanging="360"/>
+      </w:pPr>
+      <w:rPr>
+        <w:rFonts w:ascii="Symbol" w:hAnsi="Symbol" w:hint="default"/>
+      </w:rPr>
+    </w:lvl>
+    <w:lvl w:ilvl="1" w:tplc="04090003" w:tentative="1">
+      <w:start w:val="1"/>
+      <w:numFmt w:val="bullet"/>
+      <w:lvlText w:val="o"/>
+      <w:lvlJc w:val="left"/>
+      <w:pPr>
+        <w:ind w:left="1440" w:hanging="360"/>
+      </w:pPr>
+      <w:rPr>
+        <w:rFonts w:ascii="Courier New" w:hAnsi="Courier New" w:cs="Courier New" w:hint="default"/>
+      </w:rPr>
+    </w:lvl>
+    <w:lvl w:ilvl="2" w:tplc="04090005" w:tentative="1">
+      <w:start w:val="1"/>
+      <w:numFmt w:val="bullet"/>
+      <w:lvlText w:val=""/>
+      <w:lvlJc w:val="left"/>
+      <w:pPr>
+        <w:ind w:left="2160" w:hanging="360"/>
+      </w:pPr>
+      <w:rPr>
+        <w:rFonts w:ascii="Wingdings" w:hAnsi="Wingdings" w:hint="default"/>
+      </w:rPr>
+    </w:lvl>
+    <w:lvl w:ilvl="3" w:tplc="04090001" w:tentative="1">
+      <w:start w:val="1"/>
+      <w:numFmt w:val="bullet"/>
+      <w:lvlText w:val=""/>
+      <w:lvlJc w:val="left"/>
+      <w:pPr>
+        <w:ind w:left="2880" w:hanging="360"/>
+      </w:pPr>
+      <w:rPr>
+        <w:rFonts w:ascii="Symbol" w:hAnsi="Symbol" w:hint="default"/>
+      </w:rPr>
+    </w:lvl>
+    <w:lvl w:ilvl="4" w:tplc="04090003" w:tentative="1">
+      <w:start w:val="1"/>
+      <w:numFmt w:val="bullet"/>
+      <w:lvlText w:val="o"/>
+      <w:lvlJc w:val="left"/>
+      <w:pPr>
+        <w:ind w:left="3600" w:hanging="360"/>
+      </w:pPr>
+      <w:rPr>
+        <w:rFonts w:ascii="Courier New" w:hAnsi="Courier New" w:cs="Courier New" w:hint="default"/>
+      </w:rPr>
+    </w:lvl>
+    <w:lvl w:ilvl="5" w:tplc="04090005" w:tentative="1">
+      <w:start w:val="1"/>
+      <w:numFmt w:val="bullet"/>
+      <w:lvlText w:val=""/>
+      <w:lvlJc w:val="left"/>
+      <w:pPr>
+        <w:ind w:left="4320" w:hanging="360"/>
+      </w:pPr>
+      <w:rPr>
+        <w:rFonts w:ascii="Wingdings" w:hAnsi="Wingdings" w:hint="default"/>
+      </w:rPr>
+    </w:lvl>
+    <w:lvl w:ilvl="6" w:tplc="04090001" w:tentative="1">
+      <w:start w:val="1"/>
+      <w:numFmt w:val="bullet"/>
+      <w:lvlText w:val=""/>
+      <w:lvlJc w:val="left"/>
+      <w:pPr>
+        <w:ind w:left="5040" w:hanging="360"/>
+      </w:pPr>
+      <w:rPr>
+        <w:rFonts w:ascii="Symbol" w:hAnsi="Symbol" w:hint="default"/>
+      </w:rPr>
+    </w:lvl>
+    <w:lvl w:ilvl="7" w:tplc="04090003" w:tentative="1">
+      <w:start w:val="1"/>
+      <w:numFmt w:val="bullet"/>
+      <w:lvlText w:val="o"/>
+      <w:lvlJc w:val="left"/>
+      <w:pPr>
+        <w:ind w:left="5760" w:hanging="360"/>
+      </w:pPr>
+      <w:rPr>
+        <w:rFonts w:ascii="Courier New" w:hAnsi="Courier New" w:cs="Courier New" w:hint="default"/>
+      </w:rPr>
+    </w:lvl>
+    <w:lvl w:ilvl="8" w:tplc="04090005" w:tentative="1">
+      <w:start w:val="1"/>
+      <w:numFmt w:val="bullet"/>
+      <w:lvlText w:val=""/>
+      <w:lvlJc w:val="left"/>
+      <w:pPr>
+        <w:ind w:left="6480" w:hanging="360"/>
+      </w:pPr>
+      <w:rPr>
+        <w:rFonts w:ascii="Wingdings" w:hAnsi="Wingdings" w:hint="default"/>
+      </w:rPr>
+    </w:lvl>
+  </w:abstractNum>
+  <w:abstractNum w:abstractNumId="5" w15:restartNumberingAfterBreak="0">
     <w:nsid w:val="1DD24835"/>
     <w:multiLevelType w:val="hybridMultilevel"/>
     <w:tmpl w:val="37F4E102"/>
@@ -3464,7 +4152,7 @@
       </w:pPr>
     </w:lvl>
   </w:abstractNum>
-  <w:abstractNum w:abstractNumId="5" w15:restartNumberingAfterBreak="0">
+  <w:abstractNum w:abstractNumId="6" w15:restartNumberingAfterBreak="0">
     <w:nsid w:val="25E909D2"/>
     <w:multiLevelType w:val="multilevel"/>
     <w:tmpl w:val="BDC0EF50"/>
@@ -3613,7 +4301,7 @@
       </w:rPr>
     </w:lvl>
   </w:abstractNum>
-  <w:abstractNum w:abstractNumId="6" w15:restartNumberingAfterBreak="0">
+  <w:abstractNum w:abstractNumId="7" w15:restartNumberingAfterBreak="0">
     <w:nsid w:val="26FF4720"/>
     <w:multiLevelType w:val="multilevel"/>
     <w:tmpl w:val="A8FEB994"/>
@@ -3762,7 +4450,7 @@
       </w:rPr>
     </w:lvl>
   </w:abstractNum>
-  <w:abstractNum w:abstractNumId="7" w15:restartNumberingAfterBreak="0">
+  <w:abstractNum w:abstractNumId="8" w15:restartNumberingAfterBreak="0">
     <w:nsid w:val="277D2FB7"/>
     <w:multiLevelType w:val="multilevel"/>
     <w:tmpl w:val="8B8E6898"/>
@@ -3911,7 +4599,7 @@
       </w:rPr>
     </w:lvl>
   </w:abstractNum>
-  <w:abstractNum w:abstractNumId="8" w15:restartNumberingAfterBreak="0">
+  <w:abstractNum w:abstractNumId="9" w15:restartNumberingAfterBreak="0">
     <w:nsid w:val="45661FFB"/>
     <w:multiLevelType w:val="multilevel"/>
     <w:tmpl w:val="098242C2"/>
@@ -4056,7 +4744,7 @@
       </w:rPr>
     </w:lvl>
   </w:abstractNum>
-  <w:abstractNum w:abstractNumId="9" w15:restartNumberingAfterBreak="0">
+  <w:abstractNum w:abstractNumId="10" w15:restartNumberingAfterBreak="0">
     <w:nsid w:val="45F32FD7"/>
     <w:multiLevelType w:val="multilevel"/>
     <w:tmpl w:val="13BEA20E"/>
@@ -4205,7 +4893,7 @@
       </w:rPr>
     </w:lvl>
   </w:abstractNum>
-  <w:abstractNum w:abstractNumId="10" w15:restartNumberingAfterBreak="0">
+  <w:abstractNum w:abstractNumId="11" w15:restartNumberingAfterBreak="0">
     <w:nsid w:val="47C337A4"/>
     <w:multiLevelType w:val="multilevel"/>
     <w:tmpl w:val="C0343E18"/>
@@ -4354,7 +5042,7 @@
       </w:rPr>
     </w:lvl>
   </w:abstractNum>
-  <w:abstractNum w:abstractNumId="11" w15:restartNumberingAfterBreak="0">
+  <w:abstractNum w:abstractNumId="12" w15:restartNumberingAfterBreak="0">
     <w:nsid w:val="51673118"/>
     <w:multiLevelType w:val="multilevel"/>
     <w:tmpl w:val="2AE29D26"/>
@@ -4503,7 +5191,7 @@
       </w:rPr>
     </w:lvl>
   </w:abstractNum>
-  <w:abstractNum w:abstractNumId="12" w15:restartNumberingAfterBreak="0">
+  <w:abstractNum w:abstractNumId="13" w15:restartNumberingAfterBreak="0">
     <w:nsid w:val="5AFC4025"/>
     <w:multiLevelType w:val="multilevel"/>
     <w:tmpl w:val="3508B9E8"/>
@@ -4652,7 +5340,7 @@
       </w:rPr>
     </w:lvl>
   </w:abstractNum>
-  <w:abstractNum w:abstractNumId="13" w15:restartNumberingAfterBreak="0">
+  <w:abstractNum w:abstractNumId="14" w15:restartNumberingAfterBreak="0">
     <w:nsid w:val="602A6EDA"/>
     <w:multiLevelType w:val="multilevel"/>
     <w:tmpl w:val="0624E1CC"/>
@@ -4801,7 +5489,7 @@
       </w:rPr>
     </w:lvl>
   </w:abstractNum>
-  <w:abstractNum w:abstractNumId="14" w15:restartNumberingAfterBreak="0">
+  <w:abstractNum w:abstractNumId="15" w15:restartNumberingAfterBreak="0">
     <w:nsid w:val="64473D73"/>
     <w:multiLevelType w:val="multilevel"/>
     <w:tmpl w:val="328217C8"/>
@@ -4950,7 +5638,7 @@
       </w:rPr>
     </w:lvl>
   </w:abstractNum>
-  <w:abstractNum w:abstractNumId="15" w15:restartNumberingAfterBreak="0">
+  <w:abstractNum w:abstractNumId="16" w15:restartNumberingAfterBreak="0">
     <w:nsid w:val="6E726821"/>
     <w:multiLevelType w:val="multilevel"/>
     <w:tmpl w:val="FD72A814"/>
@@ -5063,7 +5751,7 @@
       </w:pPr>
     </w:lvl>
   </w:abstractNum>
-  <w:abstractNum w:abstractNumId="16" w15:restartNumberingAfterBreak="0">
+  <w:abstractNum w:abstractNumId="17" w15:restartNumberingAfterBreak="0">
     <w:nsid w:val="7DA4407A"/>
     <w:multiLevelType w:val="multilevel"/>
     <w:tmpl w:val="301CFF3C"/>
@@ -5176,7 +5864,7 @@
       </w:rPr>
     </w:lvl>
   </w:abstractNum>
-  <w:abstractNum w:abstractNumId="17" w15:restartNumberingAfterBreak="0">
+  <w:abstractNum w:abstractNumId="18" w15:restartNumberingAfterBreak="0">
     <w:nsid w:val="7FFB0BDC"/>
     <w:multiLevelType w:val="multilevel"/>
     <w:tmpl w:val="47C0ECA4"/>
@@ -5326,13 +6014,13 @@
     </w:lvl>
   </w:abstractNum>
   <w:num w:numId="1" w16cid:durableId="2016880759">
-    <w:abstractNumId w:val="4"/>
+    <w:abstractNumId w:val="5"/>
   </w:num>
   <w:num w:numId="2" w16cid:durableId="1265848658">
-    <w:abstractNumId w:val="15"/>
+    <w:abstractNumId w:val="16"/>
   </w:num>
   <w:num w:numId="3" w16cid:durableId="860821843">
-    <w:abstractNumId w:val="8"/>
+    <w:abstractNumId w:val="9"/>
   </w:num>
   <w:num w:numId="4" w16cid:durableId="1742747922">
     <w:abstractNumId w:val="3"/>
@@ -5344,40 +6032,43 @@
     <w:abstractNumId w:val="2"/>
   </w:num>
   <w:num w:numId="7" w16cid:durableId="1079792939">
-    <w:abstractNumId w:val="5"/>
+    <w:abstractNumId w:val="6"/>
   </w:num>
   <w:num w:numId="8" w16cid:durableId="2019650014">
+    <w:abstractNumId w:val="8"/>
+  </w:num>
+  <w:num w:numId="9" w16cid:durableId="928082672">
+    <w:abstractNumId w:val="13"/>
+  </w:num>
+  <w:num w:numId="10" w16cid:durableId="2121483103">
     <w:abstractNumId w:val="7"/>
   </w:num>
-  <w:num w:numId="9" w16cid:durableId="928082672">
+  <w:num w:numId="11" w16cid:durableId="1194462985">
+    <w:abstractNumId w:val="10"/>
+  </w:num>
+  <w:num w:numId="12" w16cid:durableId="2103456331">
+    <w:abstractNumId w:val="18"/>
+  </w:num>
+  <w:num w:numId="13" w16cid:durableId="1226604190">
+    <w:abstractNumId w:val="17"/>
+  </w:num>
+  <w:num w:numId="14" w16cid:durableId="1235627092">
+    <w:abstractNumId w:val="15"/>
+  </w:num>
+  <w:num w:numId="15" w16cid:durableId="40521664">
+    <w:abstractNumId w:val="14"/>
+  </w:num>
+  <w:num w:numId="16" w16cid:durableId="709763035">
     <w:abstractNumId w:val="12"/>
   </w:num>
-  <w:num w:numId="10" w16cid:durableId="2121483103">
-    <w:abstractNumId w:val="6"/>
-  </w:num>
-  <w:num w:numId="11" w16cid:durableId="1194462985">
-    <w:abstractNumId w:val="9"/>
-  </w:num>
-  <w:num w:numId="12" w16cid:durableId="2103456331">
-    <w:abstractNumId w:val="17"/>
-  </w:num>
-  <w:num w:numId="13" w16cid:durableId="1226604190">
-    <w:abstractNumId w:val="16"/>
-  </w:num>
-  <w:num w:numId="14" w16cid:durableId="1235627092">
-    <w:abstractNumId w:val="14"/>
-  </w:num>
-  <w:num w:numId="15" w16cid:durableId="40521664">
-    <w:abstractNumId w:val="13"/>
-  </w:num>
-  <w:num w:numId="16" w16cid:durableId="709763035">
+  <w:num w:numId="17" w16cid:durableId="900675303">
     <w:abstractNumId w:val="11"/>
-  </w:num>
-  <w:num w:numId="17" w16cid:durableId="900675303">
-    <w:abstractNumId w:val="10"/>
   </w:num>
   <w:num w:numId="18" w16cid:durableId="808941881">
     <w:abstractNumId w:val="0"/>
+  </w:num>
+  <w:num w:numId="19" w16cid:durableId="88238277">
+    <w:abstractNumId w:val="4"/>
   </w:num>
 </w:numbering>
 </file>
@@ -5990,6 +6681,7 @@
   <w:style w:type="character" w:default="1" w:styleId="DefaultParagraphFont">
     <w:name w:val="Default Paragraph Font"/>
     <w:uiPriority w:val="1"/>
+    <w:semiHidden/>
     <w:unhideWhenUsed/>
   </w:style>
   <w:style w:type="table" w:default="1" w:styleId="TableNormal">
